--- a/paper_assets/docs/NHSJS/Tracked_Changes_vs_Submitted.docx
+++ b/paper_assets/docs/NHSJS/Tracked_Changes_vs_Submitted.docx
@@ -592,7 +592,39 @@
         <w:jc w:val="both"/>
       </w:pPr>
       <w:r>
-        <w:t>Robust financial analysis requires integrating qualitative sentiment—extracted from earnings reports and news sources—with quantitative metrics such as historical price, volume, and risk profiles</w:t>
+        <w:t xml:space="preserve">Robust financial analysis requires integrating qualitative sentiment</w:t>
+      </w:r>
+      <w:ins w:id="5046" w:author="Jathin Battepati" w:date="2026-08-08T00:00:00Z">
+        <w:r>
+          <w:t xml:space="preserve"> </w:t>
+        </w:r>
+      </w:ins>
+      <w:r>
+        <w:t xml:space="preserve">—</w:t>
+      </w:r>
+      <w:ins w:id="5047" w:author="Jathin Battepati" w:date="2026-08-08T00:00:00Z">
+        <w:r>
+          <w:t xml:space="preserve"> </w:t>
+        </w:r>
+      </w:ins>
+      <w:r>
+        <w:t xml:space="preserve">extracted from earnings reports and news sources</w:t>
+      </w:r>
+      <w:ins w:id="5048" w:author="Jathin Battepati" w:date="2026-08-08T00:00:00Z">
+        <w:r>
+          <w:t xml:space="preserve"> </w:t>
+        </w:r>
+      </w:ins>
+      <w:r>
+        <w:t xml:space="preserve">—</w:t>
+      </w:r>
+      <w:ins w:id="5049" w:author="Jathin Battepati" w:date="2026-08-08T00:00:00Z">
+        <w:r>
+          <w:t xml:space="preserve"> </w:t>
+        </w:r>
+      </w:ins>
+      <w:r>
+        <w:t xml:space="preserve">with quantitative metrics such as historical price, volume, and risk profiles</w:t>
       </w:r>
       <w:r>
         <w:rPr>
@@ -609,7 +641,39 @@
         </w:r>
       </w:ins>
       <w:r>
-        <w:t xml:space="preserve">. Capitalizing on their natural language understanding capabilities, LLMs are increasingly applied to financial markets to generate directional signals—buy, hold, or sell recommendations—by synthesizing information from news, earnings reports, and regulatory </w:t>
+        <w:t xml:space="preserve">. Capitalizing on their natural language understanding capabilities, LLMs are increasingly applied to financial markets to generate directional signals</w:t>
+      </w:r>
+      <w:ins w:id="5050" w:author="Jathin Battepati" w:date="2026-08-08T00:00:00Z">
+        <w:r>
+          <w:t xml:space="preserve"> </w:t>
+        </w:r>
+      </w:ins>
+      <w:r>
+        <w:t xml:space="preserve">—</w:t>
+      </w:r>
+      <w:ins w:id="5051" w:author="Jathin Battepati" w:date="2026-08-08T00:00:00Z">
+        <w:r>
+          <w:t xml:space="preserve"> </w:t>
+        </w:r>
+      </w:ins>
+      <w:r>
+        <w:t xml:space="preserve">buy, hold, or sell recommendations</w:t>
+      </w:r>
+      <w:ins w:id="5052" w:author="Jathin Battepati" w:date="2026-08-08T00:00:00Z">
+        <w:r>
+          <w:t xml:space="preserve"> </w:t>
+        </w:r>
+      </w:ins>
+      <w:r>
+        <w:t xml:space="preserve">—</w:t>
+      </w:r>
+      <w:ins w:id="5053" w:author="Jathin Battepati" w:date="2026-08-08T00:00:00Z">
+        <w:r>
+          <w:t xml:space="preserve"> </w:t>
+        </w:r>
+      </w:ins>
+      <w:r>
+        <w:t xml:space="preserve">by synthesizing information from news, earnings reports, and regulatory </w:t>
       </w:r>
       <w:del w:id="77" w:author="Jathin Battepati" w:date="2026-08-05T02:14:00Z" w16du:dateUtc="2026-08-05T07:14:00Z">
         <w:r>
@@ -701,7 +765,23 @@
         </w:r>
       </w:del>
       <w:r>
-        <w:t xml:space="preserve">horizons—high-frequency trading or single-day price </w:t>
+        <w:t xml:space="preserve">horizons</w:t>
+      </w:r>
+      <w:ins w:id="5054" w:author="Jathin Battepati" w:date="2026-08-08T00:00:00Z">
+        <w:r>
+          <w:t xml:space="preserve"> </w:t>
+        </w:r>
+      </w:ins>
+      <w:r>
+        <w:t xml:space="preserve">—</w:t>
+      </w:r>
+      <w:ins w:id="5055" w:author="Jathin Battepati" w:date="2026-08-08T00:00:00Z">
+        <w:r>
+          <w:t xml:space="preserve"> </w:t>
+        </w:r>
+      </w:ins>
+      <w:r>
+        <w:t xml:space="preserve">high-frequency trading or single-day price </w:t>
       </w:r>
       <w:del w:id="85" w:author="Jathin Battepati" w:date="2026-08-05T02:14:00Z" w16du:dateUtc="2026-08-05T07:14:00Z">
         <w:r>
@@ -1844,20 +1924,27 @@
         </w:r>
       </w:ins>
       <w:r>
-        <w:t>assigned distinct functions—</w:t>
-      </w:r>
+        <w:t xml:space="preserve">assigned distinct functions</w:t>
+      </w:r>
+      <w:ins w:id="5056" w:author="Jathin Battepati" w:date="2026-08-08T00:00:00Z">
+        <w:r>
+          <w:t xml:space="preserve"> </w:t>
+        </w:r>
+      </w:ins>
+      <w:r>
+        <w:t xml:space="preserve">—</w:t>
+      </w:r>
+      <w:ins w:id="5057" w:author="Jathin Battepati" w:date="2026-08-08T00:00:00Z">
+        <w:r>
+          <w:t xml:space="preserve"> </w:t>
+        </w:r>
+      </w:ins>
       <w:del w:id="181" w:author="Jathin Battepati" w:date="2026-08-05T02:14:00Z" w16du:dateUtc="2026-08-05T07:14:00Z">
         <w:r>
           <w:rPr>
             <w:rFonts w:ascii="Arial" w:eastAsia="Arial" w:hAnsi="Arial" w:cs="Arial"/>
           </w:rPr>
-          <w:delText>portfolio</w:delText>
-        </w:r>
-        <w:r>
-          <w:rPr>
-            <w:rFonts w:ascii="Arial" w:eastAsia="Arial" w:hAnsi="Arial" w:cs="Arial"/>
-          </w:rPr>
-          <w:delText xml:space="preserve"> </w:delText>
+          <w:delText xml:space="preserve">portfolio </w:delText>
         </w:r>
       </w:del>
       <w:r>
@@ -1868,19 +1955,7 @@
           <w:rPr>
             <w:rFonts w:ascii="Arial" w:eastAsia="Arial" w:hAnsi="Arial" w:cs="Arial"/>
           </w:rPr>
-          <w:delText>and</w:delText>
-        </w:r>
-        <w:r>
-          <w:rPr>
-            <w:rFonts w:ascii="Arial" w:eastAsia="Arial" w:hAnsi="Arial" w:cs="Arial"/>
-          </w:rPr>
-          <w:delText xml:space="preserve"> </w:delText>
-        </w:r>
-        <w:r>
-          <w:rPr>
-            <w:rFonts w:ascii="Arial" w:eastAsia="Arial" w:hAnsi="Arial" w:cs="Arial"/>
-          </w:rPr>
-          <w:delText>real-time monitoring—enabling a modular division of responsibilities that exploits the natural language flexibility of LLMs</w:delText>
+          <w:delText xml:space="preserve">and real-time monitoring—enabling a modular division of responsibilities that exploits the natural language flexibility of LLMs</w:delText>
         </w:r>
         <w:r>
           <w:rPr>
@@ -2020,13 +2095,7 @@
           <w:rPr>
             <w:rFonts w:ascii="Arial" w:eastAsia="Arial" w:hAnsi="Arial" w:cs="Arial"/>
           </w:rPr>
-          <w:delText xml:space="preserve"> </w:delText>
-        </w:r>
-        <w:r>
-          <w:rPr>
-            <w:rFonts w:ascii="Arial" w:eastAsia="Arial" w:hAnsi="Arial" w:cs="Arial"/>
-          </w:rPr>
-          <w:delText>weekly</w:delText>
+          <w:delText xml:space="preserve"> weekly</w:delText>
         </w:r>
       </w:del>
       <w:r>
@@ -2066,13 +2135,7 @@
           <w:rPr>
             <w:rFonts w:ascii="Arial" w:eastAsia="Arial" w:hAnsi="Arial" w:cs="Arial"/>
           </w:rPr>
-          <w:delText xml:space="preserve">have </w:delText>
-        </w:r>
-        <w:r>
-          <w:rPr>
-            <w:rFonts w:ascii="Arial" w:eastAsia="Arial" w:hAnsi="Arial" w:cs="Arial"/>
-          </w:rPr>
-          <w:delText>proven adept at inferring</w:delText>
+          <w:delText xml:space="preserve">have proven adept at inferring</w:delText>
         </w:r>
       </w:del>
       <w:ins w:id="191" w:author="Jathin Battepati" w:date="2026-08-05T02:14:00Z" w16du:dateUtc="2026-08-05T07:14:00Z">
@@ -2152,13 +2215,7 @@
           <w:rPr>
             <w:rFonts w:ascii="Arial" w:eastAsia="Arial" w:hAnsi="Arial" w:cs="Arial"/>
           </w:rPr>
-          <w:delText xml:space="preserve">media </w:delText>
-        </w:r>
-        <w:r>
-          <w:rPr>
-            <w:rFonts w:ascii="Arial" w:eastAsia="Arial" w:hAnsi="Arial" w:cs="Arial"/>
-          </w:rPr>
-          <w:delText>data</w:delText>
+          <w:delText xml:space="preserve">media data</w:delText>
         </w:r>
         <w:r>
           <w:rPr>
@@ -2448,13 +2505,7 @@
           <w:rPr>
             <w:rFonts w:ascii="Arial" w:eastAsia="Arial" w:hAnsi="Arial" w:cs="Arial"/>
           </w:rPr>
-          <w:delText xml:space="preserve">reversals, offering potential informational advantages for trading decisions. </w:delText>
-        </w:r>
-        <w:r>
-          <w:rPr>
-            <w:rFonts w:ascii="Arial" w:eastAsia="Arial" w:hAnsi="Arial" w:cs="Arial"/>
-          </w:rPr>
-          <w:delText>By processing vast quantities of</w:delText>
+          <w:delText xml:space="preserve">reversals, offering potential informational advantages for trading decisions. By processing vast quantities of</w:delText>
         </w:r>
       </w:del>
       <w:ins w:id="221" w:author="Jathin Battepati" w:date="2026-08-05T02:14:00Z" w16du:dateUtc="2026-08-05T07:14:00Z">
@@ -2554,13 +2605,7 @@
           <w:rPr>
             <w:rFonts w:ascii="Arial" w:eastAsia="Arial" w:hAnsi="Arial" w:cs="Arial"/>
           </w:rPr>
-          <w:delText xml:space="preserve">. </w:delText>
-        </w:r>
-        <w:r>
-          <w:rPr>
-            <w:rFonts w:ascii="Arial" w:eastAsia="Arial" w:hAnsi="Arial" w:cs="Arial"/>
-          </w:rPr>
-          <w:delText>This body of research extends</w:delText>
+          <w:delText xml:space="preserve">. This body of research extends</w:delText>
         </w:r>
       </w:del>
       <w:ins w:id="226" w:author="Jathin Battepati" w:date="2026-08-05T02:14:00Z" w16du:dateUtc="2026-08-05T07:14:00Z">
@@ -3615,7 +3660,23 @@
         </w:r>
       </w:del>
       <w:r>
-        <w:t>Subtle hallucinations—small distortions in attributed facts</w:t>
+        <w:t xml:space="preserve">Subtle hallucinations</w:t>
+      </w:r>
+      <w:ins w:id="5058" w:author="Jathin Battepati" w:date="2026-08-08T00:00:00Z">
+        <w:r>
+          <w:t xml:space="preserve"> </w:t>
+        </w:r>
+      </w:ins>
+      <w:r>
+        <w:t xml:space="preserve">—</w:t>
+      </w:r>
+      <w:ins w:id="5059" w:author="Jathin Battepati" w:date="2026-08-08T00:00:00Z">
+        <w:r>
+          <w:t xml:space="preserve"> </w:t>
+        </w:r>
+      </w:ins>
+      <w:r>
+        <w:t xml:space="preserve">small distortions in attributed facts</w:t>
       </w:r>
       <w:del w:id="317" w:author="Jathin Battepati" w:date="2026-08-05T02:14:00Z" w16du:dateUtc="2026-08-05T07:14:00Z">
         <w:r>
@@ -3642,7 +3703,23 @@
         </w:r>
       </w:ins>
       <w:r>
-        <w:t xml:space="preserve"> of company performance—may pass undetected and propagate </w:t>
+        <w:t xml:space="preserve"> of company performance</w:t>
+      </w:r>
+      <w:ins w:id="5060" w:author="Jathin Battepati" w:date="2026-08-08T00:00:00Z">
+        <w:r>
+          <w:t xml:space="preserve"> </w:t>
+        </w:r>
+      </w:ins>
+      <w:r>
+        <w:t xml:space="preserve">—</w:t>
+      </w:r>
+      <w:ins w:id="5061" w:author="Jathin Battepati" w:date="2026-08-08T00:00:00Z">
+        <w:r>
+          <w:t xml:space="preserve"> </w:t>
+        </w:r>
+      </w:ins>
+      <w:r>
+        <w:t xml:space="preserve">may pass undetected and propagate </w:t>
       </w:r>
       <w:del w:id="320" w:author="Jathin Battepati" w:date="2026-08-05T02:14:00Z" w16du:dateUtc="2026-08-05T07:14:00Z">
         <w:r>
@@ -4680,13 +4757,13 @@
             <wp:inline distT="19050" distB="19050" distL="19050" distR="19050" wp14:anchorId="232C751D" wp14:editId="7B95A955">
               <wp:extent cx="2857500" cy="2794000"/>
               <wp:effectExtent l="0" t="0" r="0" b="0"/>
-              <wp:docPr id="1907405532" name="image1.png" descr="Blank diagram (4).png"/>
+              <wp:docPr id="1907405532" name="image1.png" descr="Two-stage LLM filtering framework: Stage One news-based candidate selection, Stage Two financial-report validation, with unfiltered and Ranked baselines"/>
               <wp:cNvGraphicFramePr/>
               <a:graphic xmlns:a="http://schemas.openxmlformats.org/drawingml/2006/main">
                 <a:graphicData uri="http://schemas.openxmlformats.org/drawingml/2006/picture">
                   <pic:pic xmlns:pic="http://schemas.openxmlformats.org/drawingml/2006/picture">
                     <pic:nvPicPr>
-                      <pic:cNvPr id="0" name="image1.png" descr="Blank diagram (4).png"/>
+                      <pic:cNvPr id="0" name="image1.png" descr="Figure 1 framework diagram"/>
                       <pic:cNvPicPr preferRelativeResize="0"/>
                     </pic:nvPicPr>
                     <pic:blipFill>
@@ -4750,13 +4827,13 @@
             <wp:inline distT="19050" distB="19050" distL="19050" distR="19050" wp14:anchorId="29E35834" wp14:editId="11BB8BE0">
               <wp:extent cx="2743200" cy="1741221"/>
               <wp:effectExtent l="0" t="0" r="0" b="0"/>
-              <wp:docPr id="1" name="image1.png" descr="Blank diagram (4).png"/>
+              <wp:docPr id="1" name="image1.png" descr="Two-stage LLM filtering framework: Stage One news-based candidate selection, Stage Two financial-report validation, with unfiltered and Ranked baselines"/>
               <wp:cNvGraphicFramePr/>
               <a:graphic xmlns:a="http://schemas.openxmlformats.org/drawingml/2006/main">
                 <a:graphicData uri="http://schemas.openxmlformats.org/drawingml/2006/picture">
                   <pic:pic xmlns:pic="http://schemas.openxmlformats.org/drawingml/2006/picture">
                     <pic:nvPicPr>
-                      <pic:cNvPr id="0" name="image1.png" descr="Blank diagram (4).png"/>
+                      <pic:cNvPr id="0" name="image1.png" descr="Figure 1 framework diagram"/>
                       <pic:cNvPicPr preferRelativeResize="0"/>
                     </pic:nvPicPr>
                     <pic:blipFill>
@@ -5216,7 +5293,23 @@
         </w:r>
       </w:ins>
       <w:r>
-        <w:t>from quantitative evaluation—deterministic calculation of returns, volatility</w:t>
+        <w:t xml:space="preserve">from quantitative evaluation</w:t>
+      </w:r>
+      <w:ins w:id="5062" w:author="Jathin Battepati" w:date="2026-08-08T00:00:00Z">
+        <w:r>
+          <w:t xml:space="preserve"> </w:t>
+        </w:r>
+      </w:ins>
+      <w:r>
+        <w:t xml:space="preserve">—</w:t>
+      </w:r>
+      <w:ins w:id="5063" w:author="Jathin Battepati" w:date="2026-08-08T00:00:00Z">
+        <w:r>
+          <w:t xml:space="preserve"> </w:t>
+        </w:r>
+      </w:ins>
+      <w:r>
+        <w:t xml:space="preserve">deterministic calculation of returns, volatility</w:t>
       </w:r>
       <w:del w:id="488" w:author="Jathin Battepati" w:date="2026-08-05T02:14:00Z" w16du:dateUtc="2026-08-05T07:14:00Z">
         <w:r>
@@ -5243,8 +5336,21 @@
         </w:r>
       </w:ins>
       <w:r>
-        <w:t xml:space="preserve"> external code—</w:t>
-      </w:r>
+        <w:t xml:space="preserve"> external code</w:t>
+      </w:r>
+      <w:ins w:id="5064" w:author="Jathin Battepati" w:date="2026-08-08T00:00:00Z">
+        <w:r>
+          <w:t xml:space="preserve"> </w:t>
+        </w:r>
+      </w:ins>
+      <w:r>
+        <w:t xml:space="preserve">—</w:t>
+      </w:r>
+      <w:ins w:id="5065" w:author="Jathin Battepati" w:date="2026-08-08T00:00:00Z">
+        <w:r>
+          <w:t xml:space="preserve"> </w:t>
+        </w:r>
+      </w:ins>
       <w:del w:id="491" w:author="Jathin Battepati" w:date="2026-08-05T02:14:00Z" w16du:dateUtc="2026-08-05T07:14:00Z">
         <w:r>
           <w:rPr>
@@ -5321,19 +5427,7 @@
           <w:rPr>
             <w:rFonts w:ascii="Arial" w:eastAsia="Arial" w:hAnsi="Arial" w:cs="Arial"/>
           </w:rPr>
-          <w:delText xml:space="preserve">News data is sourced exclusively from a reputable financial news provider using an application programming interface. All articles are retrieved from dates strictly </w:delText>
-        </w:r>
-        <w:r>
-          <w:rPr>
-            <w:rFonts w:ascii="Arial" w:eastAsia="Arial" w:hAnsi="Arial" w:cs="Arial"/>
-          </w:rPr>
-          <w:delText>before</w:delText>
-        </w:r>
-        <w:r>
-          <w:rPr>
-            <w:rFonts w:ascii="Arial" w:eastAsia="Arial" w:hAnsi="Arial" w:cs="Arial"/>
-          </w:rPr>
-          <w:delText xml:space="preserve"> the beginning of each evaluation period to prevent future information leakage</w:delText>
+          <w:delText xml:space="preserve">News data is sourced exclusively from a reputable financial news provider using an application programming interface. All articles are retrieved from dates strictly before the beginning of each evaluation period to prevent future information leakage</w:delText>
         </w:r>
       </w:del>
       <w:ins w:id="497" w:author="Jathin Battepati" w:date="2026-08-05T02:14:00Z" w16du:dateUtc="2026-08-05T07:14:00Z">
@@ -5371,7 +5465,24 @@
       </w:del>
       <w:ins w:id="500" w:author="Jathin Battepati" w:date="2026-08-05T02:14:00Z" w16du:dateUtc="2026-08-05T07:14:00Z">
         <w:r>
-          <w:t>Because a fiscal period ending before a decision date does not mean the report was public by then, a report is admitted only if it was available strictly before that date. Availability is taken as the later of two dates: the fiscal period end plus the statutory filing deadline, and any filing date supplied by the source. The deadlines applied are 45 days for quarterly filings and 75 days for annual filings, the accelerated-filer limits, so the bound holds across the whole universe rather than only its largest constituents. Reports dated on the decision date itself are also excluded, since filings accepted after 17:30 Eastern Time are disseminated the following business day. In practice this withholds the most recent quarter from any decision falling inside its filing window.</w:t>
+          <w:t xml:space="preserve">Because a fiscal period ending before a decision date does not mean the report was public by then, a report is admitted only if it was available strictly before that date. Availability is taken as the later of two dates: the fiscal period end plus the statutory filing deadline, and any filing date supplied by the source. </w:t>
+        </w:r>
+      </w:ins>
+      <w:ins w:id="5014" w:author="Jathin Battepati" w:date="2026-08-08T00:00:00Z">
+        <w:r>
+          <w:t xml:space="preserve">The deadlines applied are 45 days for quarterly filings and 75 days for annual filings. These cover all filer classes for quarterly reports and, for annual reports, all but non-accelerated filers, whose deadline can extend to 90 days — a residual edge case, as the selections are dominated by large-capitalization filers on the shorter deadlines.</w:t>
+        </w:r>
+      </w:ins>
+      <w:ins w:id="5011" w:author="Jathin Battepati" w:date="2026-08-05T02:14:00Z" w16du:dateUtc="2026-08-05T07:14:00Z">
+        <w:del w:id="5013" w:author="Jathin Battepati" w:date="2026-08-08T00:00:00Z">
+          <w:r>
+            <w:delText xml:space="preserve">The deadlines applied are 45 days for quarterly filings and 75 days for annual filings, the accelerated-filer limits, so the bound holds across the whole universe rather than only its largest constituents.</w:delText>
+          </w:r>
+        </w:del>
+      </w:ins>
+      <w:ins w:id="5012" w:author="Jathin Battepati" w:date="2026-08-05T02:14:00Z" w16du:dateUtc="2026-08-05T07:14:00Z">
+        <w:r>
+          <w:t xml:space="preserve"> Reports dated on the decision date itself are also excluded, since filings accepted after 17:30 Eastern Time are disseminated the following business day. In practice this withholds the most recent quarter from any decision falling inside its filing window.</w:t>
         </w:r>
       </w:ins>
       <w:r>
@@ -5408,7 +5519,23 @@
         <w:jc w:val="both"/>
       </w:pPr>
       <w:r>
-        <w:t>Raw news often contains material irrelevant to investment decisions—opinion pieces, general technology discussion, or political commentary without market implications. A dedicated LLM-based relevance screening step therefore precedes strategy generation: the LLM labels each article financially relevant or irrelevant under a constrained classification prompt, with no manual review or rule-based expressions, keeping screening consistent and scalable across evaluation windows.</w:t>
+        <w:t xml:space="preserve">Raw news often contains material irrelevant to investment decisions</w:t>
+      </w:r>
+      <w:ins w:id="5066" w:author="Jathin Battepati" w:date="2026-08-08T00:00:00Z">
+        <w:r>
+          <w:t xml:space="preserve"> </w:t>
+        </w:r>
+      </w:ins>
+      <w:r>
+        <w:t xml:space="preserve">—</w:t>
+      </w:r>
+      <w:ins w:id="5067" w:author="Jathin Battepati" w:date="2026-08-08T00:00:00Z">
+        <w:r>
+          <w:t xml:space="preserve"> </w:t>
+        </w:r>
+      </w:ins>
+      <w:r>
+        <w:t xml:space="preserve">opinion pieces, general technology discussion, or political commentary without market implications. A dedicated LLM-based relevance screening step therefore precedes strategy generation: the LLM labels each article financially relevant or irrelevant under a constrained classification prompt, with no manual review or rule-based expressions, keeping screening consistent and scalable across evaluation windows.</w:t>
       </w:r>
     </w:p>
     <w:p>
@@ -5471,7 +5598,24 @@
       </w:pPr>
       <w:ins w:id="507" w:author="Jathin Battepati" w:date="2026-08-05T02:14:00Z" w16du:dateUtc="2026-08-05T07:14:00Z">
         <w:r>
-          <w:t>To check the screen against human judgment, we blind-labeled a stratified sample of 180 of these articles (70 screen-passed and 110 screen-rejected) without access to the screen’s decisions. Against that first rating the screen achieved a precision of 100% (95% Wilson confidence interval [94.8, 100]), and re-weighting to the 13.6% corpus pass rate gave an estimated recall of 26% and a false-omission rate of 45%. Because a single rater is a single standard, a second rater, blind both to the screen’s decisions and to the first rater’s labels, independently labelled the same 180 articles. The two agreed on 83.3% of them (95% CI [77.2, 88.1]; Cohen’s kappa 0.67, or 0.57 re-weighted to the corpus pass rate). The disagreement was strongly asymmetric: in 29 cases the first rater judged an article relevant and the second did not, against a single case of the reverse (exact McNemar p = 6×10⁻⁸). The two raters therefore differ mainly in where they set the threshold rather than in consistency, and the term “relevant” admits a wider or narrower reading than the rubric fixes: the first rating implies that 52.1% of the corpus is investment-relevant, the second 31.9%. Precision is correspondingly threshold-dependent, 95.7% (95% CI [88.1, 98.5]) under the second rater against 100% under the first, with false-omission rates of 21.8% and 44.5% and re-weighted recalls of 41.0% and 26.2%. The screen passes 13.6% of the corpus and is thus stricter than either human reading, so on neither reading does it admit substantial off-topic material into the downstream stages, which is the property the pipeline depends on; its recall, on either reading, is well below one and we note this as a limitation. The screen is applied by the model without human adjudication during normal operation.</w:t>
+          <w:t xml:space="preserve">To check the screen against human judgment, we blind-labeled a stratified sample of 180 of these articles (70 screen-passed and 110 screen-rejected) without access to the screen’s decisions. Against that first rating the screen achieved a precision of 100% (95% Wilson confidence interval [94.8, 100]), and re-weighting to the 13.6% corpus pass rate gave </w:t>
+        </w:r>
+      </w:ins>
+      <w:ins w:id="5021" w:author="Jathin Battepati" w:date="2026-08-08T00:00:00Z">
+        <w:r>
+          <w:t xml:space="preserve">an estimated recall of 26.2% and a false-omission rate of 44.5%</w:t>
+        </w:r>
+      </w:ins>
+      <w:ins w:id="5018" w:author="Jathin Battepati" w:date="2026-08-05T02:14:00Z" w16du:dateUtc="2026-08-05T07:14:00Z">
+        <w:del w:id="5020" w:author="Jathin Battepati" w:date="2026-08-08T00:00:00Z">
+          <w:r>
+            <w:delText xml:space="preserve">an estimated recall of 26% and a false-omission rate of 45%</w:delText>
+          </w:r>
+        </w:del>
+      </w:ins>
+      <w:ins w:id="5019" w:author="Jathin Battepati" w:date="2026-08-05T02:14:00Z" w16du:dateUtc="2026-08-05T07:14:00Z">
+        <w:r>
+          <w:t xml:space="preserve">. Because a single rater is a single standard, a second rater, blind both to the screen’s decisions and to the first rater’s labels, independently labelled the same 180 articles. The two agreed on 83.3% of them (95% CI [77.2, 88.1]; Cohen’s kappa 0.67, or 0.57 re-weighted to the corpus pass rate). The disagreement was strongly asymmetric: in 29 cases the first rater judged an article relevant and the second did not, against a single case of the reverse (exact McNemar p = 6×10⁻⁸). The two raters therefore differ mainly in where they set the threshold rather than in consistency, and the term “relevant” admits a wider or narrower reading than the rubric fixes: the first rating implies that 52.1% of the corpus is investment-relevant, the second 31.9%. Precision is correspondingly threshold-dependent, 95.7% (95% CI [88.1, 98.5]) under the second rater against 100% under the first, with false-omission rates of 21.8% and 44.5% and re-weighted recalls of 41.0% and 26.2%. The screen passes 13.6% of the corpus and is thus stricter than either human reading, so on neither reading does it admit substantial off-topic material into the downstream stages, which is the property the pipeline depends on; its recall, on either reading, is well below one and we note this as a limitation. The screen is applied by the model without human adjudication during normal operation.</w:t>
         </w:r>
       </w:ins>
     </w:p>
@@ -6138,15 +6282,36 @@
       </w:del>
       <w:ins w:id="572" w:author="Jathin Battepati" w:date="2026-08-05T02:14:00Z" w16du:dateUtc="2026-08-05T07:14:00Z">
         <w:r>
-          <w:t>Each was invoked through the OpenAI API using the provider’s dated-alias</w:t>
-        </w:r>
-      </w:ins>
-      <w:r>
-        <w:t xml:space="preserve"> model</w:t>
-      </w:r>
-      <w:ins w:id="573" w:author="Jathin Battepati" w:date="2026-08-05T02:14:00Z" w16du:dateUtc="2026-08-05T07:14:00Z">
-        <w:r>
-          <w:t xml:space="preserve"> identifiers “gpt-4o”, “gpt-4o-mini”, and “gpt-5.1”; because these aliases are managed by the provider, the exact underlying snapshot is fixed by the alias at run time rather than pinned in our configuration, a reproducibility caveat we note explicitly. For GPT-4o and GPT-4o-mini</w:t>
+          <w:t xml:space="preserve">Each was invoked through the OpenAI API using the provider’s </w:t>
+        </w:r>
+      </w:ins>
+      <w:ins w:id="5010" w:author="Jathin Battepati" w:date="2026-08-08T00:00:00Z">
+        <w:r>
+          <w:t xml:space="preserve">alias model identifiers</w:t>
+        </w:r>
+      </w:ins>
+      <w:ins w:id="5004" w:author="Jathin Battepati" w:date="2026-08-05T02:14:00Z" w16du:dateUtc="2026-08-05T07:14:00Z">
+        <w:del w:id="5005" w:author="Jathin Battepati" w:date="2026-08-08T00:00:00Z">
+          <w:r>
+            <w:delText xml:space="preserve">dated-alias</w:delText>
+          </w:r>
+        </w:del>
+      </w:ins>
+      <w:del w:id="5006" w:author="Jathin Battepati" w:date="2026-08-08T00:00:00Z">
+        <w:r>
+          <w:delText xml:space="preserve"> model</w:delText>
+        </w:r>
+      </w:del>
+      <w:ins w:id="5007" w:author="Jathin Battepati" w:date="2026-08-05T02:14:00Z" w16du:dateUtc="2026-08-05T07:14:00Z">
+        <w:del w:id="5009" w:author="Jathin Battepati" w:date="2026-08-08T00:00:00Z">
+          <w:r>
+            <w:delText xml:space="preserve"> identifiers</w:delText>
+          </w:r>
+        </w:del>
+      </w:ins>
+      <w:ins w:id="5008" w:author="Jathin Battepati" w:date="2026-08-05T02:14:00Z" w16du:dateUtc="2026-08-05T07:14:00Z">
+        <w:r>
+          <w:t xml:space="preserve"> “gpt-4o”, “gpt-4o-mini”, and “gpt-5.1”; because these aliases are managed by the provider, the exact underlying snapshot is fixed by the alias at run time rather than pinned in our configuration, a reproducibility caveat we note explicitly. For GPT-4o and GPT-4o-mini</w:t>
         </w:r>
       </w:ins>
       <w:r>
@@ -6242,8 +6407,20 @@
       </w:del>
       <w:ins w:id="581" w:author="Jathin Battepati" w:date="2026-08-05T02:14:00Z" w16du:dateUtc="2026-08-05T07:14:00Z">
         <w:r>
-          <w:t>Model-specific training-cutoff restrictions were enforced to reduce the risk of lookahead bias: any evaluation window whose start precedes the generating model’s training cutoff was excluded, and a request for GPT-5.1 before its cutoff fell back to a permissible model rather than running. Reported knowledge cutoffs are October 2023 for GPT-4o and GPT-4o-mini and September 30, 2024 for GPT-5.1, taken from a maintained compilation of LLM knowledge-cutoff dates that sources vendor (Azure OpenAI) documentation, because OpenAI’s own public documentation of these dates is inconsistent across sources. GPT-4o and GPT-4o-mini windows are therefore restricted to starts of June 2024 through June 2025 (thirteen windows), and GPT-5.1 windows to starts of October 2024 through June 2025 (nine windows with completed results), the latter a conservative one-month buffer beyond the stated cutoff.</w:t>
-        </w:r>
+          <w:t xml:space="preserve">Model-specific training-cutoff restrictions were enforced to reduce the risk of lookahead bias: any evaluation window whose start precedes the generating model’s training cutoff was excluded, and a request for GPT-5.1 before its cutoff fell back to a permissible model rather than running. Reported knowledge cutoffs are October 2023 for GPT-4o and GPT-4o-mini and September 30, 2024 for GPT-5.1, taken from a maintained compilation of LLM knowledge-cutoff dates that sources vendor (Azure OpenAI) documentation, because OpenAI’s own public documentation of these dates is inconsistent across sources. GPT-4o and GPT-4o-mini windows are therefore restricted to starts of June 2024 through June 2025 (thirteen windows), and GPT-5.1 windows to starts of October 2024 through June 2025 (nine windows with completed results)</w:t>
+        </w:r>
+      </w:ins>
+      <w:ins w:id="5003" w:author="Jathin Battepati" w:date="2026-08-08T00:00:00Z">
+        <w:r>
+          <w:t xml:space="preserve">; windows begin on the first of the month, so the earliest GPT-5.1 window opens on October 1, 2024, the day after the stated cutoff.</w:t>
+        </w:r>
+      </w:ins>
+      <w:ins w:id="5001" w:author="Jathin Battepati" w:date="2026-08-05T02:14:00Z" w16du:dateUtc="2026-08-05T07:14:00Z">
+        <w:del w:id="5002" w:author="Jathin Battepati" w:date="2026-08-08T00:00:00Z">
+          <w:r>
+            <w:delText xml:space="preserve">, the latter a conservative one-month buffer beyond the stated cutoff.</w:delText>
+          </w:r>
+        </w:del>
       </w:ins>
     </w:p>
     <w:p>
@@ -10371,8 +10548,20 @@
       </w:r>
       <w:ins w:id="996" w:author="Jathin Battepati" w:date="2026-08-05T02:14:00Z" w16du:dateUtc="2026-08-05T07:14:00Z">
         <w:r>
-          <w:t xml:space="preserve"> Volatility is annualized; maximum drawdown (Max DD) and Sharpe are medians across runs.</w:t>
-        </w:r>
+          <w:t xml:space="preserve"> </w:t>
+        </w:r>
+      </w:ins>
+      <w:ins w:id="5017" w:author="Jathin Battepati" w:date="2026-08-08T00:00:00Z">
+        <w:r>
+          <w:t xml:space="preserve">Annualized volatility and maximum drawdown (Max DD) are means across runs; Sharpe is the median across runs.</w:t>
+        </w:r>
+      </w:ins>
+      <w:ins w:id="5015" w:author="Jathin Battepati" w:date="2026-08-05T02:14:00Z" w16du:dateUtc="2026-08-05T07:14:00Z">
+        <w:del w:id="5016" w:author="Jathin Battepati" w:date="2026-08-08T00:00:00Z">
+          <w:r>
+            <w:delText xml:space="preserve">Volatility is annualized; maximum drawdown (Max DD) and Sharpe are medians across runs.</w:delText>
+          </w:r>
+        </w:del>
       </w:ins>
       <w:r>
         <w:t xml:space="preserve"> Full per-configuration statistics for all three models are reported in the supplementary information.</w:t>
@@ -10416,9 +10605,16 @@
         <w:spacing w:before="40" w:after="40"/>
         <w:jc w:val="both"/>
       </w:pPr>
-      <w:r>
-        <w:t>Filtering substantially improved GPT-5.</w:t>
-      </w:r>
+      <w:ins w:id="5041" w:author="Jathin Battepati" w:date="2026-08-08T00:00:00Z">
+        <w:r>
+          <w:t xml:space="preserve">Filtering substantially improved GPT-5.1’s performance (Figure 2): 20→10 beat</w:t>
+        </w:r>
+      </w:ins>
+      <w:del w:id="5038" w:author="Jathin Battepati" w:date="2026-08-08T00:00:00Z">
+        <w:r>
+          <w:delText xml:space="preserve">Filtering substantially improved GPT-5.</w:delText>
+        </w:r>
+      </w:del>
       <w:del w:id="1000" w:author="Jathin Battepati" w:date="2026-08-05T02:14:00Z" w16du:dateUtc="2026-08-05T07:14:00Z">
         <w:r>
           <w:rPr>
@@ -10428,12 +10624,19 @@
         </w:r>
       </w:del>
       <w:ins w:id="1001" w:author="Jathin Battepati" w:date="2026-08-05T02:14:00Z" w16du:dateUtc="2026-08-05T07:14:00Z">
-        <w:r>
-          <w:t>1’s</w:t>
-        </w:r>
-      </w:ins>
-      <w:r>
-        <w:t xml:space="preserve"> performance: 20→10 beat the unfiltered baseline in 81.5% of matched </w:t>
+        <w:del w:id="5039" w:author="Jathin Battepati" w:date="2026-08-08T00:00:00Z">
+          <w:r>
+            <w:delText xml:space="preserve">1’s</w:delText>
+          </w:r>
+        </w:del>
+      </w:ins>
+      <w:del w:id="5040" w:author="Jathin Battepati" w:date="2026-08-08T00:00:00Z">
+        <w:r>
+          <w:delText xml:space="preserve"> performance: 20→10 beat</w:delText>
+        </w:r>
+      </w:del>
+      <w:r>
+        <w:t xml:space="preserve"> the unfiltered baseline in 81.5% of matched </w:t>
       </w:r>
       <w:del w:id="1002" w:author="Jathin Battepati" w:date="2026-08-05T02:14:00Z" w16du:dateUtc="2026-08-05T07:14:00Z">
         <w:r>
@@ -10676,7 +10879,41 @@
       </w:pPr>
       <w:ins w:id="1030" w:author="Jathin Battepati" w:date="2026-08-05T02:14:00Z" w16du:dateUtc="2026-08-05T07:14:00Z">
         <w:r>
-          <w:t>A component ablation tests whether the advantage over the unfiltered baseline reflects sequential structure or simply the amount of material in the prompt. Holding the candidate documents fixed for GPT-5.1’s 20→10 configuration across all nine windows (two to four generations per condition), we compared the full pipeline against a single prompt over the full candidate pool and a budget-matched single prompt over the identical shortlist. The full pipeline gave the highest mean ROI of any arm (52.4%), leading the budget-matched variant by 5.0 percentage points in six of nine windows (Wilcoxon p = 0.055). Per-condition token counts were logged (Table S5a). The three sequential arms are matched to within 0.1% on arm-specific prompt tokens, so the loss from shuffling the reports is a content effect and not a length effect; the single-pass arms carry roughly twice that input, and prompt length does not predict return once the window is controlled (r = +0.03 across 204 arm-runs), so the pipeline’s margin over them is not attributable to context length. Context length is therefore not the driver: a prompt carrying the same or more material does not outperform the staged pipeline. Token counts and full paired statistics are in the Supplementary Information.</w:t>
+          <w:t xml:space="preserve">A component ablation tests whether the advantage over the unfiltered baseline reflects sequential structure or simply the amount of material in the prompt. Holding the candidate documents fixed for GPT-5.1’s 20→10 configuration across all nine windows (two to four generations per condition), </w:t>
+        </w:r>
+      </w:ins>
+      <w:ins w:id="5025" w:author="Jathin Battepati" w:date="2026-08-08T00:00:00Z">
+        <w:r>
+          <w:t xml:space="preserve">we compared the full pipeline against five ablation arms: a single prompt over the full candidate pool, a trimmed single-pass prompt over the identical shortlist (the “budget-matched” arm), a sequential variant that shows the reports but eliminates no candidates, a sequential variant retaining the entire pool, and a variant with the financial reports shuffled across tickers (arm labels and token counts in Table S5a).</w:t>
+        </w:r>
+      </w:ins>
+      <w:ins w:id="5022" w:author="Jathin Battepati" w:date="2026-08-05T02:14:00Z" w16du:dateUtc="2026-08-05T07:14:00Z">
+        <w:del w:id="5024" w:author="Jathin Battepati" w:date="2026-08-08T00:00:00Z">
+          <w:r>
+            <w:delText xml:space="preserve">we compared the full pipeline against a single prompt over the full candidate pool and a budget-matched single prompt over the identical shortlist.</w:delText>
+          </w:r>
+        </w:del>
+      </w:ins>
+      <w:ins w:id="5023" w:author="Jathin Battepati" w:date="2026-08-05T02:14:00Z" w16du:dateUtc="2026-08-05T07:14:00Z">
+        <w:r>
+          <w:t xml:space="preserve"> The full pipeline gave the highest mean ROI of any arm (52.4%), </w:t>
+        </w:r>
+      </w:ins>
+      <w:ins w:id="5029" w:author="Jathin Battepati" w:date="2026-08-08T00:00:00Z">
+        <w:r>
+          <w:t xml:space="preserve">leading the trimmed single-pass variant by 5.0 percentage points in six of nine windows (Wilcoxon p = 0.055) and the full-pool single prompt by 3.3 points, also in six of nine (p = 0.25).</w:t>
+        </w:r>
+      </w:ins>
+      <w:ins w:id="5026" w:author="Jathin Battepati" w:date="2026-08-05T02:14:00Z" w16du:dateUtc="2026-08-05T07:14:00Z">
+        <w:del w:id="5028" w:author="Jathin Battepati" w:date="2026-08-08T00:00:00Z">
+          <w:r>
+            <w:delText xml:space="preserve">leading the budget-matched variant by 5.0 percentage points in six of nine windows (Wilcoxon p = 0.055).</w:delText>
+          </w:r>
+        </w:del>
+      </w:ins>
+      <w:ins w:id="5027" w:author="Jathin Battepati" w:date="2026-08-05T02:14:00Z" w16du:dateUtc="2026-08-05T07:14:00Z">
+        <w:r>
+          <w:t xml:space="preserve"> Per-condition token counts were logged (Table S5a). The three sequential arms are matched to within 0.1% on arm-specific prompt tokens, so the loss from shuffling the reports is a content effect and not a length effect; the single-pass arms carry roughly twice that input — unavoidably, since a single prompt holding the same documents as the two-stage pipeline must carry in one call what the pipeline splits across two, so a single-pass arm can match the pipeline’s per-prompt budget only by dropping documents, as the trimmed arm does. The two single-pass arms therefore bracket the length confound: the shorter, trimmed arm does not outperform the fuller one (mean ROI 47.2% against 49.0%), prompt length does not predict return once the window is controlled (r = +0.03 across 204 arm-runs), and the pipeline’s margin over both is therefore not attributable to context length. Token counts and full paired statistics are in the Supplementary Information.</w:t>
         </w:r>
       </w:ins>
     </w:p>
@@ -10689,7 +10926,24 @@
       </w:pPr>
       <w:ins w:id="1032" w:author="Jathin Battepati" w:date="2026-08-05T02:14:00Z" w16du:dateUtc="2026-08-05T07:14:00Z">
         <w:r>
-          <w:t>The same ablation isolates the narrowing step. Showing the reports but eliminating no candidates trailed the full pipeline by 3.7 percentage points (five of nine windows; Wilcoxon p = 0.570), and holding the entire pool trailed by 5.6 points (seven of nine; p = 0.055). Neither is significant at this sample size, so evidence that the cut itself carries the effect is suggestive rather than conclusive — consistent with the pool-size pattern above, where the gain comes from starting with a moderate candidate set rather than from how aggressively it is reduced.</w:t>
+          <w:t xml:space="preserve">The same ablation isolates the narrowing step. Showing the reports but eliminating no candidates trailed the full pipeline by 3.7 percentage points (five of nine windows; Wilcoxon p = 0.570), </w:t>
+        </w:r>
+      </w:ins>
+      <w:ins w:id="5033" w:author="Jathin Battepati" w:date="2026-08-08T00:00:00Z">
+        <w:r>
+          <w:t xml:space="preserve">and the variant retaining the entire pool trailed by 5.6 points</w:t>
+        </w:r>
+      </w:ins>
+      <w:ins w:id="5030" w:author="Jathin Battepati" w:date="2026-08-05T02:14:00Z" w16du:dateUtc="2026-08-05T07:14:00Z">
+        <w:del w:id="5032" w:author="Jathin Battepati" w:date="2026-08-08T00:00:00Z">
+          <w:r>
+            <w:delText xml:space="preserve">and holding the entire pool trailed by 5.6 points</w:delText>
+          </w:r>
+        </w:del>
+      </w:ins>
+      <w:ins w:id="5031" w:author="Jathin Battepati" w:date="2026-08-05T02:14:00Z" w16du:dateUtc="2026-08-05T07:14:00Z">
+        <w:r>
+          <w:t xml:space="preserve"> (seven of nine; p = 0.055). Neither is significant at this sample size, so evidence that the cut itself carries the effect is suggestive rather than conclusive — consistent with the pool-size pattern above, where the gain comes from starting with a moderate candidate set rather than from how aggressively it is reduced.</w:t>
         </w:r>
       </w:ins>
     </w:p>
@@ -10703,6 +10957,70 @@
           <w:bCs/>
           <w:i/>
           <w:iCs/>
+          <w:sz w:val="21"/>
+          <w:szCs w:val="21"/>
+        </w:rPr>
+      </w:pPr>
+      <w:r>
+        <w:t>Taken together, GPT-5.1 reliably benefits from moderate filtering</w:t>
+      </w:r>
+      <w:del w:id="1034" w:author="Jathin Battepati" w:date="2026-08-05T02:14:00Z" w16du:dateUtc="2026-08-05T07:14:00Z">
+        <w:r>
+          <w:rPr>
+            <w:rFonts w:ascii="Arial" w:eastAsia="Arial" w:hAnsi="Arial" w:cs="Arial"/>
+          </w:rPr>
+          <w:delText>;</w:delText>
+        </w:r>
+      </w:del>
+      <w:ins w:id="1035" w:author="Jathin Battepati" w:date="2026-08-05T02:14:00Z" w16du:dateUtc="2026-08-05T07:14:00Z">
+        <w:r>
+          <w:t>, though</w:t>
+        </w:r>
+      </w:ins>
+      <w:r>
+        <w:t xml:space="preserve"> because </w:t>
+      </w:r>
+      <w:del w:id="1036" w:author="Jathin Battepati" w:date="2026-08-05T02:14:00Z" w16du:dateUtc="2026-08-05T07:14:00Z">
+        <w:r>
+          <w:rPr>
+            <w:rFonts w:ascii="Arial" w:eastAsia="Arial" w:hAnsi="Arial" w:cs="Arial"/>
+          </w:rPr>
+          <w:delText>each window is a distinct</w:delText>
+        </w:r>
+      </w:del>
+      <w:ins w:id="1037" w:author="Jathin Battepati" w:date="2026-08-05T02:14:00Z" w16du:dateUtc="2026-08-05T07:14:00Z">
+        <w:r>
+          <w:t>consecutive</w:t>
+        </w:r>
+      </w:ins>
+      <w:r>
+        <w:t xml:space="preserve"> 12-month </w:t>
+      </w:r>
+      <w:del w:id="1038" w:author="Jathin Battepati" w:date="2026-08-05T02:14:00Z" w16du:dateUtc="2026-08-05T07:14:00Z">
+        <w:r>
+          <w:rPr>
+            <w:rFonts w:ascii="Arial" w:eastAsia="Arial" w:hAnsi="Arial" w:cs="Arial"/>
+          </w:rPr>
+          <w:delText>holding period, the best-sized</w:delText>
+        </w:r>
+      </w:del>
+      <w:ins w:id="1039" w:author="Jathin Battepati" w:date="2026-08-05T02:14:00Z" w16du:dateUtc="2026-08-05T07:14:00Z">
+        <w:r>
+          <w:t>windows overlap, these comparisons should be read as matched within-window contrasts rather than as outcomes in independent years.</w:t>
+        </w:r>
+      </w:ins>
+    </w:p>
+    <w:p>
+      <w:pPr>
+        <w:spacing w:before="40" w:after="40"/>
+        <w:jc w:val="both"/>
+        <w:rPr>
+          <w:del w:id="1040" w:author="Jathin Battepati" w:date="2026-08-05T02:14:00Z" w16du:dateUtc="2026-08-05T07:14:00Z"/>
+          <w:b/>
+          <w:bCs/>
+          <w:i/>
+          <w:iCs/>
+          <w:color w:val="333333"/>
           <w:sz w:val="21"/>
           <w:szCs w:val="21"/>
         </w:rPr>
@@ -10716,68 +11034,79 @@
           </w:cols>
         </w:sectPr>
       </w:pPr>
-      <w:r>
-        <w:t>Taken together, GPT-5.1 reliably benefits from moderate filtering</w:t>
-      </w:r>
-      <w:del w:id="1034" w:author="Jathin Battepati" w:date="2026-08-05T02:14:00Z" w16du:dateUtc="2026-08-05T07:14:00Z">
-        <w:r>
-          <w:rPr>
-            <w:rFonts w:ascii="Arial" w:eastAsia="Arial" w:hAnsi="Arial" w:cs="Arial"/>
-          </w:rPr>
-          <w:delText>;</w:delText>
-        </w:r>
-      </w:del>
-      <w:ins w:id="1035" w:author="Jathin Battepati" w:date="2026-08-05T02:14:00Z" w16du:dateUtc="2026-08-05T07:14:00Z">
-        <w:r>
-          <w:t>, though</w:t>
-        </w:r>
-      </w:ins>
-      <w:r>
-        <w:t xml:space="preserve"> because </w:t>
-      </w:r>
-      <w:del w:id="1036" w:author="Jathin Battepati" w:date="2026-08-05T02:14:00Z" w16du:dateUtc="2026-08-05T07:14:00Z">
-        <w:r>
-          <w:rPr>
-            <w:rFonts w:ascii="Arial" w:eastAsia="Arial" w:hAnsi="Arial" w:cs="Arial"/>
-          </w:rPr>
-          <w:delText>each window is a distinct</w:delText>
-        </w:r>
-      </w:del>
-      <w:ins w:id="1037" w:author="Jathin Battepati" w:date="2026-08-05T02:14:00Z" w16du:dateUtc="2026-08-05T07:14:00Z">
-        <w:r>
-          <w:t>consecutive</w:t>
-        </w:r>
-      </w:ins>
-      <w:r>
-        <w:t xml:space="preserve"> 12-month </w:t>
-      </w:r>
-      <w:del w:id="1038" w:author="Jathin Battepati" w:date="2026-08-05T02:14:00Z" w16du:dateUtc="2026-08-05T07:14:00Z">
-        <w:r>
-          <w:rPr>
-            <w:rFonts w:ascii="Arial" w:eastAsia="Arial" w:hAnsi="Arial" w:cs="Arial"/>
-          </w:rPr>
-          <w:delText>holding period, the best-sized</w:delText>
-        </w:r>
-      </w:del>
-      <w:ins w:id="1039" w:author="Jathin Battepati" w:date="2026-08-05T02:14:00Z" w16du:dateUtc="2026-08-05T07:14:00Z">
-        <w:r>
-          <w:t>windows overlap, these comparisons should be read as matched within-window contrasts rather than as outcomes in independent years.</w:t>
-        </w:r>
-      </w:ins>
-    </w:p>
-    <w:p>
-      <w:pPr>
-        <w:spacing w:before="40" w:after="40"/>
+      <w:ins w:id="1041" w:author="Jathin Battepati" w:date="2026-08-05T02:14:00Z" w16du:dateUtc="2026-08-05T07:14:00Z">
+        <w:r>
+          <w:t xml:space="preserve">Formal paired statistics support these comparisons. For each configuration, the per-window ROI difference against the matched unfiltered baseline was evaluated with an exact sign test and a Wilcoxon signed-rank test, with a bootstrap 95% confidence interval on the median difference. </w:t>
+        </w:r>
+      </w:ins>
+      <w:ins w:id="7007" w:author="Jathin Battepati" w:date="2026-08-08T00:00:00Z">
+        <w:r>
+          <w:t xml:space="preserve">On this 27-pair basis — which pairs replicate-group means and therefore overstates the independent information in the design — the four moderate configurations differ significantly from the baseline (20→10: sign-test p = 0.002, Wilcoxon p &lt; 0.001; 10→5: p = 0.006; 10→3 and 20→5: p = 0.019),</w:t>
+        </w:r>
+      </w:ins>
+      <w:ins w:id="7001" w:author="Jathin Battepati" w:date="2026-08-05T02:14:00Z" w16du:dateUtc="2026-08-05T07:14:00Z">
+        <w:del w:id="7002" w:author="Jathin Battepati" w:date="2026-08-08T00:00:00Z">
+          <w:r>
+            <w:delText xml:space="preserve">The four moderate</w:delText>
+          </w:r>
+        </w:del>
+      </w:ins>
+      <w:del w:id="7003" w:author="Jathin Battepati" w:date="2026-08-08T00:00:00Z">
+        <w:r>
+          <w:delText xml:space="preserve"> configurations </w:delText>
+        </w:r>
+      </w:del>
+      <w:del w:id="1042" w:author="Jathin Battepati" w:date="2026-08-05T02:14:00Z" w16du:dateUtc="2026-08-05T07:14:00Z">
+        <w:r>
+          <w:rPr>
+            <w:rFonts w:ascii="Arial" w:eastAsia="Arial" w:hAnsi="Arial" w:cs="Arial"/>
+          </w:rPr>
+          <w:delText xml:space="preserve">outperform the unfiltered baseline in roughly three of </w:delText>
+        </w:r>
+      </w:del>
+      <w:ins w:id="7004" w:author="Jathin Battepati" w:date="2026-08-05T02:14:00Z" w16du:dateUtc="2026-08-05T07:14:00Z">
+        <w:del w:id="7006" w:author="Jathin Battepati" w:date="2026-08-08T00:00:00Z">
+          <w:r>
+            <w:delText xml:space="preserve">differ significantly from the baseline (20→10: sign-test p = 0.002, Wilcoxon p &lt; 0.001; 10→5: p = 0.006; 10→3 and 20→5: p = 0.019),</w:delText>
+          </w:r>
+        </w:del>
+      </w:ins>
+      <w:ins w:id="7005" w:author="Jathin Battepati" w:date="2026-08-05T02:14:00Z" w16du:dateUtc="2026-08-05T07:14:00Z">
+        <w:r>
+          <w:t xml:space="preserve"> the mid-table configurations are statistically indistinguishable from it, and 30→5 is significantly worse (5/27 wins; p = 0.002). At the window level (n = 9), obtained by collapsing GPT-5.1’s three replicate generations per window, 20→10 remains significant (8/9 wins; sign-test p = 0.039; Wilcoxon p = 0.027), 20→5 remains significant by the sign test (8/9 wins; p = 0.039; Wilcoxon p = 0.129), and 30→5 remains significantly negative (0/9 wins; p = 0.004), while 10→5 and 10→3 (7/9 wins each; sign-test p = 0.180; Wilcoxon p = 0.098) fall short of significance </w:t>
+        </w:r>
+      </w:ins>
+      <w:ins w:id="9854" w:author="Jathin Battepati" w:date="2026-08-08T00:00:00Z">
+        <w:r>
+          <w:t xml:space="preserve">at that resolution. Window-level results for every configuration appear in the Supplementary Information, and per-configuration confidence intervals accompany every </w:t>
+        </w:r>
+      </w:ins>
+      <w:ins w:id="9851" w:author="Jathin Battepati" w:date="2026-08-05T02:14:00Z" w16du:dateUtc="2026-08-05T07:14:00Z">
+        <w:del w:id="9852" w:author="Jathin Battepati" w:date="2026-08-08T00:00:00Z">
+          <w:r>
+            <w:delText xml:space="preserve">at that resolution. Window-level results for every configuration appear in the Supplementary Information. Per-configuration intervals accompany </w:delText>
+          </w:r>
+        </w:del>
+      </w:ins>
+      <w:del w:id="9853" w:author="Jathin Battepati" w:date="2026-08-08T00:00:00Z">
+        <w:r>
+          <w:delText xml:space="preserve">every </w:delText>
+        </w:r>
+      </w:del>
+      <w:del w:id="1044" w:author="Jathin Battepati" w:date="2026-08-05T02:14:00Z" w16du:dateUtc="2026-08-05T07:14:00Z">
+        <w:r>
+          <w:rPr>
+            <w:rFonts w:ascii="Arial" w:eastAsia="Arial" w:hAnsi="Arial" w:cs="Arial"/>
+          </w:rPr>
+          <w:delText>four years tested.</w:delText>
+        </w:r>
+      </w:del>
+    </w:p>
+    <w:p>
+      <w:pPr>
         <w:jc w:val="both"/>
         <w:rPr>
-          <w:del w:id="1040" w:author="Jathin Battepati" w:date="2026-08-05T02:14:00Z" w16du:dateUtc="2026-08-05T07:14:00Z"/>
-          <w:b/>
-          <w:bCs/>
-          <w:i/>
-          <w:iCs/>
-          <w:color w:val="333333"/>
-          <w:sz w:val="21"/>
-          <w:szCs w:val="21"/>
+          <w:ins w:id="1045" w:author="Jathin Battepati" w:date="2026-08-05T02:14:00Z" w16du:dateUtc="2026-08-05T07:14:00Z"/>
         </w:rPr>
         <w:sectPr>
           <w:type w:val="continuous"/>
@@ -10789,49 +11118,9 @@
           </w:cols>
         </w:sectPr>
       </w:pPr>
-      <w:ins w:id="1041" w:author="Jathin Battepati" w:date="2026-08-05T02:14:00Z" w16du:dateUtc="2026-08-05T07:14:00Z">
-        <w:r>
-          <w:t>Formal paired statistics support these comparisons. For each configuration, the per-window ROI difference against the matched unfiltered baseline was evaluated with an exact sign test and a Wilcoxon signed-rank test, with a bootstrap 95% confidence interval on the median difference. The four moderate</w:t>
-        </w:r>
-      </w:ins>
-      <w:r>
-        <w:t xml:space="preserve"> configurations </w:t>
-      </w:r>
-      <w:del w:id="1042" w:author="Jathin Battepati" w:date="2026-08-05T02:14:00Z" w16du:dateUtc="2026-08-05T07:14:00Z">
-        <w:r>
-          <w:rPr>
-            <w:rFonts w:ascii="Arial" w:eastAsia="Arial" w:hAnsi="Arial" w:cs="Arial"/>
-          </w:rPr>
-          <w:delText xml:space="preserve">outperform the unfiltered baseline in roughly three of </w:delText>
-        </w:r>
-      </w:del>
-      <w:ins w:id="1043" w:author="Jathin Battepati" w:date="2026-08-05T02:14:00Z" w16du:dateUtc="2026-08-05T07:14:00Z">
-        <w:r>
-          <w:t xml:space="preserve">differ significantly from the baseline (20→10: sign-test p = 0.002, Wilcoxon p &lt; 0.001; 10→5: p = 0.006; 10→3 and 20→5: p = 0.019), the mid-table configurations are statistically indistinguishable from it, and 30→5 is significantly worse (5/27 wins; p = 0.002). As a conservative check, collapsing GPT-5.1’s three replicate generations per window and re-testing at the window level (n = 9) leaves the top configuration significant (sign test p = 0.039; Wilcoxon p = 0.027) and 30→5 significantly negative (p = 0.004). Per-configuration intervals accompany </w:t>
-        </w:r>
-      </w:ins>
-      <w:r>
-        <w:t xml:space="preserve">every </w:t>
-      </w:r>
-      <w:del w:id="1044" w:author="Jathin Battepati" w:date="2026-08-05T02:14:00Z" w16du:dateUtc="2026-08-05T07:14:00Z">
-        <w:r>
-          <w:rPr>
-            <w:rFonts w:ascii="Arial" w:eastAsia="Arial" w:hAnsi="Arial" w:cs="Arial"/>
-          </w:rPr>
-          <w:delText>four years tested.</w:delText>
-        </w:r>
-      </w:del>
-    </w:p>
-    <w:p>
-      <w:pPr>
-        <w:jc w:val="both"/>
-        <w:rPr>
-          <w:ins w:id="1045" w:author="Jathin Battepati" w:date="2026-08-05T02:14:00Z" w16du:dateUtc="2026-08-05T07:14:00Z"/>
-        </w:rPr>
-      </w:pPr>
       <w:ins w:id="1046" w:author="Jathin Battepati" w:date="2026-08-05T02:14:00Z" w16du:dateUtc="2026-08-05T07:14:00Z">
         <w:r>
-          <w:t>win rate in Table 1 and the Supplementary Information.</w:t>
+          <w:t xml:space="preserve">win rate in Table 1.</w:t>
         </w:r>
       </w:ins>
     </w:p>
@@ -11494,7 +11783,39 @@
         </w:rPr>
       </w:pPr>
       <w:r>
-        <w:t>For GPT-5.1, the most consistent configurations were the highly selective 5→3 (CV 26.3%) and the unfiltered baseline (27.1%), with 20→10 close behind (30.5%). The highest-returning configurations—10→5, 20→5, and 10→3—were moderately less consistent (CV 42–53</w:t>
+        <w:t xml:space="preserve">For GPT-5.1, the most consistent configurations were the highly selective 5→3 (CV 26.3%) and the unfiltered baseline (27.1%), with 20→10 close behind (30.5%). The highest-returning configurations</w:t>
+      </w:r>
+      <w:ins w:id="5068" w:author="Jathin Battepati" w:date="2026-08-08T00:00:00Z">
+        <w:r>
+          <w:t xml:space="preserve"> </w:t>
+        </w:r>
+      </w:ins>
+      <w:r>
+        <w:t xml:space="preserve">—</w:t>
+      </w:r>
+      <w:ins w:id="5069" w:author="Jathin Battepati" w:date="2026-08-08T00:00:00Z">
+        <w:r>
+          <w:t xml:space="preserve"> </w:t>
+        </w:r>
+      </w:ins>
+      <w:r>
+        <w:t xml:space="preserve">10→5, 20→5, and 10→3</w:t>
+      </w:r>
+      <w:ins w:id="5070" w:author="Jathin Battepati" w:date="2026-08-08T00:00:00Z">
+        <w:r>
+          <w:t xml:space="preserve"> </w:t>
+        </w:r>
+      </w:ins>
+      <w:r>
+        <w:t xml:space="preserve">—</w:t>
+      </w:r>
+      <w:ins w:id="5071" w:author="Jathin Battepati" w:date="2026-08-08T00:00:00Z">
+        <w:r>
+          <w:t xml:space="preserve"> </w:t>
+        </w:r>
+      </w:ins>
+      <w:r>
+        <w:t xml:space="preserve">were moderately less consistent (CV 42–53</w:t>
       </w:r>
       <w:del w:id="1095" w:author="Jathin Battepati" w:date="2026-08-05T02:14:00Z" w16du:dateUtc="2026-08-05T07:14:00Z">
         <w:r>
@@ -12336,7 +12657,7 @@
       </w:pPr>
       <w:ins w:id="1170" w:author="Jathin Battepati" w:date="2026-08-05T02:14:00Z" w16du:dateUtc="2026-08-05T07:14:00Z">
         <w:r>
-          <w:t>Two ablations probe the robustness of the effect. Removing the single largest return contributor from every portfolio lowers GPT-5.1’s 20→10 mean ROI from 60.6% to 52.5% and the unfiltered baseline from 45.7% to 39.4%, so the matched filtering edge narrows only modestly, from about +14.9 to +13.1 percentage points; excluding all semiconductor holdings (with weights renormalized) leaves a smaller edge of +3.0 points. The filtering advantage therefore does not rest on any single position—it survives removing each portfolio’s best contributor largely intact—but it operates substantially through semiconductor selection: once the semiconductor sector as a whole is excluded, the matched edge, while still positive, is modest.</w:t>
+          <w:t xml:space="preserve">Two ablations probe the robustness of the effect. Removing the single largest return contributor from every portfolio lowers GPT-5.1’s 20→10 mean ROI from 60.6% to 52.5% and the unfiltered baseline from 45.7% to 39.4%, so the matched filtering edge narrows only modestly, from about +14.9 to +13.1 percentage points; excluding all semiconductor holdings (with weights renormalized) leaves a smaller edge of +3.0 points. The filtering advantage therefore does not rest on any single position — it survives removing each portfolio’s best contributor largely intact — but it operates substantially through semiconductor selection: once the semiconductor sector as a whole is excluded, the matched edge, while still positive, is modest.</w:t>
         </w:r>
       </w:ins>
     </w:p>
@@ -12362,7 +12683,24 @@
       </w:pPr>
       <w:ins w:id="1174" w:author="Jathin Battepati" w:date="2026-08-05T02:14:00Z" w16du:dateUtc="2026-08-05T07:14:00Z">
         <w:r>
-          <w:t>Risk-adjusted performance moves in the same direction as raw return. For GPT-5.1, the best configuration (20→10) earns a median Sharpe ratio of 1.70 and Sortino of 2.66, against 1.34 and 2.04 for the unfiltered baseline and 0.98 for the S&amp;P 500 over the same windows; the weakest configuration (30→5) falls to 1.30. Annualized volatility is similar across configurations (about 22–28%) and maximum drawdowns cluster between −22% and −24%, so the return gains from moderate filtering are not obtained by taking proportionally more risk. Full volatility, drawdown, and risk-adjusted statistics for every configuration and model are reported in the Supplementary Information.</w:t>
+          <w:t xml:space="preserve">Risk-adjusted performance moves in the same direction as raw return. For GPT-5.1, the best configuration (20→10) earns a median Sharpe ratio of 1.70 and Sortino of 2.66, against 1.34 and 2.04 for the unfiltered baseline and 0.98 for the S&amp;P 500 over the same windows; the weakest configuration (30→5) falls to 1.30. Annualized volatility is similar across configurations (about 22–28%) and </w:t>
+        </w:r>
+      </w:ins>
+      <w:ins w:id="5037" w:author="Jathin Battepati" w:date="2026-08-08T00:00:00Z">
+        <w:r>
+          <w:t xml:space="preserve">maximum drawdowns cluster between −21.6% and −24.2%</w:t>
+        </w:r>
+      </w:ins>
+      <w:ins w:id="5034" w:author="Jathin Battepati" w:date="2026-08-05T02:14:00Z" w16du:dateUtc="2026-08-05T07:14:00Z">
+        <w:del w:id="5036" w:author="Jathin Battepati" w:date="2026-08-08T00:00:00Z">
+          <w:r>
+            <w:delText xml:space="preserve">maximum drawdowns cluster between −22% and −24%</w:delText>
+          </w:r>
+        </w:del>
+      </w:ins>
+      <w:ins w:id="5035" w:author="Jathin Battepati" w:date="2026-08-05T02:14:00Z" w16du:dateUtc="2026-08-05T07:14:00Z">
+        <w:r>
+          <w:t xml:space="preserve">, so the return gains from moderate filtering are not obtained by taking proportionally more risk. Full volatility, drawdown, and risk-adjusted statistics for every configuration and model are reported in the Supplementary Information.</w:t>
         </w:r>
       </w:ins>
     </w:p>
@@ -12921,7 +13259,20 @@
         </w:r>
       </w:ins>
       <w:r>
-        <w:t xml:space="preserve"> evaluation windows are constrained to begin after its training cutoff, its results rest on fewer rolling windows (October 2024 onward) than the older models, and all windows fall within a broadly rising market; performance in a sustained downturn is therefore untested. </w:t>
+        <w:t xml:space="preserve"> evaluation windows are constrained to begin after its training cutoff, its results rest on fewer rolling windows (October 2024 onward) than the older models, and all windows fall within a broadly rising market; </w:t>
+      </w:r>
+      <w:ins w:id="7009" w:author="Jathin Battepati" w:date="2026-08-08T00:00:00Z">
+        <w:r>
+          <w:t xml:space="preserve">neither absolute performance nor the filtering advantage itself has been tested in a sustained downturn.</w:t>
+        </w:r>
+      </w:ins>
+      <w:del w:id="7008" w:author="Jathin Battepati" w:date="2026-08-08T00:00:00Z">
+        <w:r>
+          <w:delText xml:space="preserve">performance in a sustained downturn is therefore untested.</w:delText>
+        </w:r>
+      </w:del>
+      <w:r>
+        <w:t xml:space="preserve"> </w:t>
       </w:r>
       <w:del w:id="1232" w:author="Jathin Battepati" w:date="2026-08-05T02:14:00Z" w16du:dateUtc="2026-08-05T07:14:00Z">
         <w:r>
@@ -12933,25 +13284,30 @@
       </w:del>
       <w:ins w:id="1233" w:author="Jathin Battepati" w:date="2026-08-05T02:14:00Z" w16du:dateUtc="2026-08-05T07:14:00Z">
         <w:r>
-          <w:t>Because the best configuration (20→10) was identified as the maximum mean ROI across ten configurations evaluated on the same windows used to report it, the headline 60.6% carries a degree of selection inflation. A split-sample check bounds it: selecting on the first five windows alone identifies the same configuration, which then returns 71.40% on the four held-out windows against 55.88% for the matched unfiltered baseline (+15.52 pp, winning three of four), so the choice does not depend on having seen the evaluation period. The matched-baseline win rate and its exact confidence interval, which do not depend on selecting the top configuration after the fact, remain the more conservative summary. Finally, the financial-report source does not flag restatements or amendments: a restated figure carries the fiscal period end of the original filing, so it is treated as public from that date even though the corrected values appeared later. We therefore cannot rule out that a small number of report values reflect subsequent restatement</w:t>
-        </w:r>
-      </w:ins>
-      <w:r>
-        <w:t>.</w:t>
-      </w:r>
+          <w:t xml:space="preserve">Because the best configuration (20→10) was identified as the maximum mean ROI across ten configurations evaluated on the same windows used to report it, the headline 60.6% carries a degree of selection inflation. A split-sample check bounds it: selecting on the first five windows alone identifies the same configuration, which then returns 71.40% on the four held-out windows against 55.88% for the matched unfiltered baseline (+15.52 pp, winning three of four), so the choice does not depend on having seen the evaluation period. The matched-baseline win rate and its exact confidence interval, which do not depend on selecting the top configuration after the fact, remain the more conservative summary. Finally, the financial-report source does not flag restatements or amendments: a restated figure carries the fiscal period end of the original filing, so it is treated as public from that date even though the corrected values appeared later. We therefore cannot rule out that a small number of report values </w:t>
+        </w:r>
+      </w:ins>
+      <w:ins w:id="7013" w:author="Jathin Battepati" w:date="2026-08-08T00:00:00Z">
+        <w:r>
+          <w:t xml:space="preserve">reflect subsequent restatement. The news screen also bounds what the pipeline can see: its estimated recall against human readings is well below one (26.2–41.0% re-weighted) and all articles come from a single outlet, so candidates are nominated from a coverage-limited subset of the relevant news; high precision keeps off-topic material out, but sensitivity to the screening threshold is untested.</w:t>
+        </w:r>
+      </w:ins>
+      <w:ins w:id="7010" w:author="Jathin Battepati" w:date="2026-08-05T02:14:00Z" w16du:dateUtc="2026-08-05T07:14:00Z">
+        <w:del w:id="7011" w:author="Jathin Battepati" w:date="2026-08-08T00:00:00Z">
+          <w:r>
+            <w:delText xml:space="preserve">reflect subsequent restatement</w:delText>
+          </w:r>
+        </w:del>
+      </w:ins>
+      <w:del w:id="7012" w:author="Jathin Battepati" w:date="2026-08-08T00:00:00Z">
+        <w:r>
+          <w:delText xml:space="preserve">.</w:delText>
+        </w:r>
+      </w:del>
     </w:p>
     <w:p>
       <w:pPr>
         <w:jc w:val="both"/>
-        <w:sectPr>
-          <w:type w:val="continuous"/>
-          <w:pgSz w:w="12240" w:h="15840"/>
-          <w:pgMar w:top="1080" w:right="1080" w:bottom="1080" w:left="1080" w:header="360" w:footer="360" w:gutter="0"/>
-          <w:cols w:num="2" w:space="720" w:equalWidth="0">
-            <w:col w:w="4500" w:space="720"/>
-            <w:col w:w="4500" w:space="0"/>
-          </w:cols>
-        </w:sectPr>
         <w:pPrChange w:id="1234" w:author="Jathin Battepati" w:date="2026-08-05T02:14:00Z" w16du:dateUtc="2026-08-05T07:14:00Z">
           <w:pPr/>
         </w:pPrChange>
@@ -13102,7 +13458,24 @@
       </w:pPr>
       <w:ins w:id="1250" w:author="Jathin Battepati" w:date="2026-08-05T02:14:00Z" w16du:dateUtc="2026-08-05T07:14:00Z">
         <w:r>
-          <w:t>To support full reproducibility, the following materials are publicly available now, not only upon acceptance, at https://github.com/JathinBat/LLM-Two-Stage-Portfolio-Filtering: the news-relevance screening prompt; the Stage One and Stage Two prompts; the unfiltered single-pass and Ranked baseline prompts; the complete list of evaluation windows; the per-cell run outputs, including the selected tickers, weights, and decision dates for every run; and the analysis scripts, including the paired-difference statistics, the risk-metric reconstruction, and the benchmark-reconstruction code. News articles were obtained from The New York Times and financial reports from Alpha Vantage, each under its provider’s terms of use, and neither corpus is redistributed; the retrieval queries, date windows, and timestamp conventions needed to reconstruct the corpora are documented in the Methods and Supplementary Information.</w:t>
+          <w:t xml:space="preserve">To support full reproducibility, the following are publicly available at https://github.com/JathinBat/LLM-Two-Stage-Portfolio-Filtering: the news-screening, Stage One, Stage Two, and unfiltered and Ranked baseline prompts; the complete evaluation-window list; the per-run outputs (tickers, weights, and decision dates); and the analysis scripts, including the paired-difference statistics and the risk-metric and benchmark reconstructions.</w:t>
+        </w:r>
+      </w:ins>
+      <w:ins w:id="5045" w:author="Jathin Battepati" w:date="2026-08-08T00:00:00Z">
+        <w:r>
+          <w:t xml:space="preserve"/>
+        </w:r>
+      </w:ins>
+      <w:ins w:id="5042" w:author="Jathin Battepati" w:date="2026-08-05T02:14:00Z" w16du:dateUtc="2026-08-05T07:14:00Z">
+        <w:del w:id="5044" w:author="Jathin Battepati" w:date="2026-08-08T00:00:00Z">
+          <w:r>
+            <w:delText xml:space="preserve">publicly available now, not only upon acceptance, at</w:delText>
+          </w:r>
+        </w:del>
+      </w:ins>
+      <w:ins w:id="5043" w:author="Jathin Battepati" w:date="2026-08-05T02:14:00Z" w16du:dateUtc="2026-08-05T07:14:00Z">
+        <w:r>
+          <w:t xml:space="preserve"> News content from The New York Times and financial reports from Alpha Vantage are not redistributed, per each provider’s terms; the retrieval queries, date windows, and timestamp conventions needed to rebuild the corpora are documented in the Methods and Supplementary Information.</w:t>
         </w:r>
       </w:ins>
     </w:p>
@@ -13835,10 +14208,7 @@
       </w:pPr>
       <w:del w:id="1359" w:author="Jathin Battepati" w:date="2026-08-05T02:14:00Z" w16du:dateUtc="2026-08-05T07:14:00Z">
         <w:r>
-          <w:delText xml:space="preserve">14. </w:delText>
-        </w:r>
-        <w:r>
-          <w:delText xml:space="preserve">B. Fazlija, M. Ibraimi, A. Forouzandeh, A. Fazlija. Implementing financial regulations using large language models. </w:delText>
+          <w:delText xml:space="preserve">14. B. Fazlija, M. Ibraimi, A. Forouzandeh, A. Fazlija. Implementing financial regulations using large language models. </w:delText>
         </w:r>
         <w:r>
           <w:rPr>
@@ -13974,10 +14344,7 @@
       </w:pPr>
       <w:del w:id="1381" w:author="Jathin Battepati" w:date="2026-08-05T02:14:00Z" w16du:dateUtc="2026-08-05T07:14:00Z">
         <w:r>
-          <w:delText xml:space="preserve">18. S. Joshi. </w:delText>
-        </w:r>
-        <w:r>
-          <w:delText xml:space="preserve">A comprehensive review of gen AI agents: applications and frameworks in finance, investments and risk domains. </w:delText>
+          <w:delText xml:space="preserve">18. S. Joshi. A comprehensive review of gen AI agents: applications and frameworks in finance, investments and risk domains. </w:delText>
         </w:r>
         <w:r>
           <w:rPr>
@@ -13999,10 +14366,7 @@
       </w:pPr>
       <w:del w:id="1383" w:author="Jathin Battepati" w:date="2026-08-05T02:14:00Z" w16du:dateUtc="2026-08-05T07:14:00Z">
         <w:r>
-          <w:delText xml:space="preserve">19. J. Luo, W. Zhang, Y. Yuan, Y. Zhao, J. Yang, Y. Gu, B. Wu, B. Chen, Z. Qiao, Q. Long, R. Tu, X. Luo, W. Ju, Z. Xiao, Y. Wang, M. Xiao, C. Liu, J. Yuan, S. Zhang, Y. Jin, F. Zhang, X. Wu, H. Zhao, D. Tao, P. S. Yu, M. Zhang. Large language model agent: a survey on methodology, applications and challenges. arXiv, 2025, </w:delText>
-        </w:r>
-        <w:r>
-          <w:delText>https://doi.org/10.48550/arXiv.2503.21460.</w:delText>
+          <w:delText xml:space="preserve">19. J. Luo, W. Zhang, Y. Yuan, Y. Zhao, J. Yang, Y. Gu, B. Wu, B. Chen, Z. Qiao, Q. Long, R. Tu, X. Luo, W. Ju, Z. Xiao, Y. Wang, M. Xiao, C. Liu, J. Yuan, S. Zhang, Y. Jin, F. Zhang, X. Wu, H. Zhao, D. Tao, P. S. Yu, M. Zhang. Large language model agent: a survey on methodology, applications and challenges. arXiv, 2025, https://doi.org/10.48550/arXiv.2503.21460.</w:delText>
         </w:r>
       </w:del>
     </w:p>
@@ -14636,10 +15000,7 @@
       </w:pPr>
       <w:del w:id="1487" w:author="Jathin Battepati" w:date="2026-08-05T02:14:00Z" w16du:dateUtc="2026-08-05T07:14:00Z">
         <w:r>
-          <w:delText xml:space="preserve">36. R. Sapkota, K. I. Roumeliotis, M. Karkee. </w:delText>
-        </w:r>
-        <w:r>
-          <w:delText>AI agents vs. agentic AI: a conceptual taxonomy, applications, and challenges. arXiv, 2025, https://doi.org/10.48550/arXiv.2505.10468.</w:delText>
+          <w:delText xml:space="preserve">36. R. Sapkota, K. I. Roumeliotis, M. Karkee. AI agents vs. agentic AI: a conceptual taxonomy, applications, and challenges. arXiv, 2025, https://doi.org/10.48550/arXiv.2505.10468.</w:delText>
         </w:r>
       </w:del>
     </w:p>
@@ -15024,10 +15385,7 @@
       </w:pPr>
       <w:del w:id="1545" w:author="Jathin Battepati" w:date="2026-08-05T02:14:00Z" w16du:dateUtc="2026-08-05T07:14:00Z">
         <w:r>
-          <w:delText xml:space="preserve">40. A. Vidler, T. Walsh. Shifting power: leveraging LLMs to simulate human aversion in ABMs of bilateral financial exchanges. arXiv, 2025, </w:delText>
-        </w:r>
-        <w:r>
-          <w:delText>https://doi.org/10.48550/arXiv.2503.00320.</w:delText>
+          <w:delText xml:space="preserve">40. A. Vidler, T. Walsh. Shifting power: leveraging LLMs to simulate human aversion in ABMs of bilateral financial exchanges. arXiv, 2025, https://doi.org/10.48550/arXiv.2503.00320.</w:delText>
         </w:r>
       </w:del>
     </w:p>
@@ -15127,10 +15485,7 @@
       </w:pPr>
       <w:del w:id="1563" w:author="Jathin Battepati" w:date="2026-08-05T02:14:00Z" w16du:dateUtc="2026-08-05T07:14:00Z">
         <w:r>
-          <w:delText xml:space="preserve">43. H. Yuan, S. Wang, J. Guo. </w:delText>
-        </w:r>
-        <w:r>
-          <w:delText>Alpha-GPT 2.0: human-in-the-loop AI for quantitative investment. arXiv, 2024, https://doi.org/10.48550/arXiv.2402.09746.</w:delText>
+          <w:delText xml:space="preserve">43. H. Yuan, S. Wang, J. Guo. Alpha-GPT 2.0: human-in-the-loop AI for quantitative investment. arXiv, 2024, https://doi.org/10.48550/arXiv.2402.09746.</w:delText>
         </w:r>
       </w:del>
     </w:p>
